--- a/이세희_프로젝트.docx
+++ b/이세희_프로젝트.docx
@@ -109,21 +109,19 @@
         <w:rPr>
           <w:rFonts w:hint="eastAsia"/>
         </w:rPr>
-        <w:t xml:space="preserve">제품의 불량 </w:t>
-      </w:r>
-      <w:proofErr w:type="spellStart"/>
-      <w:r>
-        <w:rPr>
-          <w:rFonts w:hint="eastAsia"/>
-        </w:rPr>
-        <w:t>초도분석을</w:t>
-      </w:r>
-      <w:proofErr w:type="spellEnd"/>
-      <w:r>
-        <w:rPr>
-          <w:rFonts w:hint="eastAsia"/>
-        </w:rPr>
-        <w:t xml:space="preserve"> 하는 부서</w:t>
+        <w:t>제품의 불량 초도</w:t>
+      </w:r>
+      <w:r>
+        <w:rPr>
+          <w:rFonts w:hint="eastAsia"/>
+        </w:rPr>
+        <w:t xml:space="preserve"> </w:t>
+      </w:r>
+      <w:r>
+        <w:rPr>
+          <w:rFonts w:hint="eastAsia"/>
+        </w:rPr>
+        <w:t>분석을 하는 부서</w:t>
       </w:r>
       <w:r>
         <w:rPr>
@@ -315,31 +313,34 @@
         <w:t xml:space="preserve"> </w:t>
       </w:r>
       <w:r>
+        <w:rPr>
+          <w:rFonts w:hint="eastAsia"/>
+        </w:rPr>
+        <w:t xml:space="preserve">데이터 파이프라인을 만들고 </w:t>
+      </w:r>
+      <w:r>
         <w:t xml:space="preserve">MySQL </w:t>
       </w:r>
       <w:r>
         <w:rPr>
           <w:rFonts w:hint="eastAsia"/>
         </w:rPr>
-        <w:t xml:space="preserve">서버에 </w:t>
-      </w:r>
-      <w:r>
-        <w:t>Data</w:t>
-      </w:r>
-      <w:r>
-        <w:rPr>
-          <w:rFonts w:hint="eastAsia"/>
-        </w:rPr>
-        <w:t xml:space="preserve">를 </w:t>
-      </w:r>
-      <w:r>
-        <w:t xml:space="preserve">insert </w:t>
-      </w:r>
-      <w:r>
-        <w:rPr>
-          <w:rFonts w:hint="eastAsia"/>
-        </w:rPr>
-        <w:t xml:space="preserve">하고 </w:t>
+        <w:t>D</w:t>
+      </w:r>
+      <w:r>
+        <w:t>B</w:t>
+      </w:r>
+      <w:r>
+        <w:rPr>
+          <w:rFonts w:hint="eastAsia"/>
+        </w:rPr>
+        <w:t>화를 하여</w:t>
+      </w:r>
+      <w:r>
+        <w:rPr>
+          <w:rFonts w:hint="eastAsia"/>
+        </w:rPr>
+        <w:t xml:space="preserve"> </w:t>
       </w:r>
       <w:r>
         <w:t>Python Dash</w:t>
@@ -348,7 +349,13 @@
         <w:rPr>
           <w:rFonts w:hint="eastAsia"/>
         </w:rPr>
-        <w:t>로 웹을 개발했습니다.</w:t>
+        <w:t xml:space="preserve">로 웹을 </w:t>
+      </w:r>
+      <w:r>
+        <w:rPr>
+          <w:rFonts w:hint="eastAsia"/>
+        </w:rPr>
+        <w:t>개발하는 업무를 했습니다.</w:t>
       </w:r>
     </w:p>
     <w:p>
@@ -510,27 +517,57 @@
         <w:t xml:space="preserve">부서를 옮기고 나서는 </w:t>
       </w:r>
       <w:r>
-        <w:t>ML</w:t>
-      </w:r>
-      <w:r>
-        <w:rPr>
-          <w:rFonts w:hint="eastAsia"/>
-        </w:rPr>
-        <w:t xml:space="preserve">이나 </w:t>
+        <w:t xml:space="preserve">AI </w:t>
+      </w:r>
+      <w:r>
+        <w:rPr>
+          <w:rFonts w:hint="eastAsia"/>
+        </w:rPr>
+        <w:t xml:space="preserve">및 </w:t>
       </w:r>
       <w:proofErr w:type="spellStart"/>
       <w:r>
         <w:rPr>
           <w:rFonts w:hint="eastAsia"/>
         </w:rPr>
-        <w:t>통계랑</w:t>
+        <w:t>머신러닝</w:t>
       </w:r>
       <w:proofErr w:type="spellEnd"/>
       <w:r>
         <w:rPr>
           <w:rFonts w:hint="eastAsia"/>
         </w:rPr>
-        <w:t xml:space="preserve"> 조금 멀어져서 이번 교육을 </w:t>
+        <w:t xml:space="preserve"> 지식과</w:t>
+      </w:r>
+      <w:r>
+        <w:rPr>
+          <w:rFonts w:hint="eastAsia"/>
+        </w:rPr>
+        <w:t xml:space="preserve"> 조금 멀어</w:t>
+      </w:r>
+      <w:r>
+        <w:rPr>
+          <w:rFonts w:hint="eastAsia"/>
+        </w:rPr>
+        <w:t>졌기 때문에,</w:t>
+      </w:r>
+      <w:r>
+        <w:rPr>
+          <w:rFonts w:hint="eastAsia"/>
+        </w:rPr>
+        <w:t xml:space="preserve"> </w:t>
+      </w:r>
+      <w:r>
+        <w:rPr>
+          <w:rFonts w:hint="eastAsia"/>
+        </w:rPr>
+        <w:t xml:space="preserve">다시 공부를 하고자 </w:t>
+      </w:r>
+      <w:r>
+        <w:rPr>
+          <w:rFonts w:hint="eastAsia"/>
+        </w:rPr>
+        <w:t xml:space="preserve">이번 교육을 </w:t>
       </w:r>
       <w:proofErr w:type="spellStart"/>
       <w:r>
@@ -550,7 +587,19 @@
         <w:rPr>
           <w:rFonts w:hint="eastAsia"/>
         </w:rPr>
-        <w:t xml:space="preserve"> 내년도 과제로 ML 과제를 하나 할 것 같습니다. </w:t>
+        <w:t xml:space="preserve"> 내년</w:t>
+      </w:r>
+      <w:r>
+        <w:rPr>
+          <w:rFonts w:hint="eastAsia"/>
+        </w:rPr>
+        <w:t xml:space="preserve">에 </w:t>
+      </w:r>
+      <w:r>
+        <w:rPr>
+          <w:rFonts w:hint="eastAsia"/>
+        </w:rPr>
+        <w:t xml:space="preserve">ML 과제를 하나 할 것 같습니다. </w:t>
       </w:r>
       <w:r>
         <w:t xml:space="preserve"> </w:t>
@@ -1040,11 +1089,6 @@
             <w:shd w:val="clear" w:color="auto" w:fill="C5E0B3" w:themeFill="accent6" w:themeFillTint="66"/>
           </w:tcPr>
           <w:p>
-            <w:pPr>
-              <w:rPr>
-                <w:rFonts w:hint="eastAsia"/>
-              </w:rPr>
-            </w:pPr>
             <w:r>
               <w:rPr>
                 <w:rFonts w:hint="eastAsia"/>
@@ -1082,11 +1126,6 @@
             <w:shd w:val="clear" w:color="auto" w:fill="C5E0B3" w:themeFill="accent6" w:themeFillTint="66"/>
           </w:tcPr>
           <w:p>
-            <w:pPr>
-              <w:rPr>
-                <w:rFonts w:hint="eastAsia"/>
-              </w:rPr>
-            </w:pPr>
             <w:r>
               <w:rPr>
                 <w:rFonts w:hint="eastAsia"/>
@@ -1149,13 +1188,7 @@
               </w:r>
             </w:hyperlink>
           </w:p>
-          <w:p>
-            <w:pPr>
-              <w:rPr>
-                <w:rFonts w:hint="eastAsia"/>
-              </w:rPr>
-            </w:pPr>
-          </w:p>
+          <w:p/>
         </w:tc>
       </w:tr>
       <w:tr>
@@ -1905,13 +1938,7 @@
     <w:p/>
     <w:p/>
     <w:p/>
-    <w:p>
-      <w:pPr>
-        <w:rPr>
-          <w:rFonts w:hint="eastAsia"/>
-        </w:rPr>
-      </w:pPr>
-    </w:p>
+    <w:p/>
     <w:p>
       <w:pPr>
         <w:rPr>
@@ -2116,6 +2143,12 @@
         <w:rPr>
           <w:rFonts w:hint="eastAsia"/>
         </w:rPr>
+        <w:t xml:space="preserve">불확실한 </w:t>
+      </w:r>
+      <w:r>
+        <w:rPr>
+          <w:rFonts w:hint="eastAsia"/>
+        </w:rPr>
         <w:t xml:space="preserve">부동산 자산 시장에 대한 </w:t>
       </w:r>
       <w:r>
@@ -2146,6 +2179,21 @@
         <w:rPr>
           <w:rFonts w:hint="eastAsia"/>
         </w:rPr>
+        <w:t>,</w:t>
+      </w:r>
+      <w:r>
+        <w:t xml:space="preserve"> </w:t>
+      </w:r>
+      <w:r>
+        <w:rPr>
+          <w:rFonts w:hint="eastAsia"/>
+        </w:rPr>
+        <w:t>최적은 아닐지라도</w:t>
+      </w:r>
+      <w:r>
+        <w:rPr>
+          <w:rFonts w:hint="eastAsia"/>
+        </w:rPr>
         <w:t xml:space="preserve"> 적절한 매매 시점을 </w:t>
       </w:r>
       <w:r>
@@ -2159,6 +2207,37 @@
           <w:rFonts w:hint="eastAsia"/>
         </w:rPr>
         <w:t>의미가 될 것 같습니다.</w:t>
+      </w:r>
+      <w:r>
+        <w:t xml:space="preserve"> </w:t>
+      </w:r>
+    </w:p>
+    <w:p>
+      <w:pPr>
+        <w:pStyle w:val="a3"/>
+        <w:numPr>
+          <w:ilvl w:val="0"/>
+          <w:numId w:val="2"/>
+        </w:numPr>
+        <w:ind w:leftChars="0"/>
+      </w:pPr>
+      <w:r>
+        <w:rPr>
+          <w:rFonts w:hint="eastAsia"/>
+        </w:rPr>
+        <w:t>머신</w:t>
+      </w:r>
+      <w:r>
+        <w:rPr>
+          <w:rFonts w:hint="eastAsia"/>
+        </w:rPr>
+        <w:t xml:space="preserve"> </w:t>
+      </w:r>
+      <w:r>
+        <w:rPr>
+          <w:rFonts w:hint="eastAsia"/>
+        </w:rPr>
+        <w:t>러닝 기법들을 많이 적용할 수 있는 좋은 실습 예제가 될 것 같습니다.</w:t>
       </w:r>
       <w:r>
         <w:t xml:space="preserve"> </w:t>
@@ -2295,14 +2374,15 @@
       </w:r>
     </w:p>
     <w:p>
-      <w:pPr>
-        <w:pStyle w:val="a3"/>
-        <w:numPr>
-          <w:ilvl w:val="0"/>
-          <w:numId w:val="2"/>
-        </w:numPr>
-        <w:ind w:leftChars="0"/>
-      </w:pPr>
+      <w:r>
+        <w:rPr>
+          <w:rFonts w:hint="eastAsia"/>
+        </w:rPr>
+        <w:t>-</w:t>
+      </w:r>
+      <w:r>
+        <w:t xml:space="preserve"> </w:t>
+      </w:r>
       <w:r>
         <w:rPr>
           <w:rFonts w:hint="eastAsia"/>
@@ -2366,13 +2446,7 @@
         <w:t>개인소비지출 물가지수 등)</w:t>
       </w:r>
     </w:p>
-    <w:p>
-      <w:pPr>
-        <w:rPr>
-          <w:rFonts w:hint="eastAsia"/>
-        </w:rPr>
-      </w:pPr>
-    </w:p>
+    <w:p/>
     <w:p>
       <w:r>
         <w:t xml:space="preserve">4. </w:t>
@@ -2484,11 +2558,6 @@
       </w:r>
     </w:p>
     <w:p>
-      <w:pPr>
-        <w:rPr>
-          <w:rFonts w:hint="eastAsia"/>
-        </w:rPr>
-      </w:pPr>
       <w:r>
         <w:rPr>
           <w:rFonts w:hint="eastAsia"/>
@@ -2531,6 +2600,7 @@
     </w:p>
     <w:p>
       <w:r>
+        <w:lastRenderedPageBreak/>
         <w:t>(</w:t>
       </w:r>
       <w:r>
@@ -2547,16 +2617,10 @@
       </w:r>
     </w:p>
     <w:p>
-      <w:pPr>
-        <w:rPr>
-          <w:rFonts w:hint="eastAsia"/>
-        </w:rPr>
-      </w:pPr>
-      <w:r>
-        <w:rPr>
-          <w:rFonts w:hint="eastAsia"/>
-        </w:rPr>
-        <w:lastRenderedPageBreak/>
+      <w:r>
+        <w:rPr>
+          <w:rFonts w:hint="eastAsia"/>
+        </w:rPr>
         <w:t>-</w:t>
       </w:r>
       <w:r>
@@ -2633,11 +2697,6 @@
       </w:r>
     </w:p>
     <w:p>
-      <w:pPr>
-        <w:rPr>
-          <w:rFonts w:hint="eastAsia"/>
-        </w:rPr>
-      </w:pPr>
       <w:r>
         <w:rPr>
           <w:rFonts w:hint="eastAsia"/>
@@ -2675,11 +2734,6 @@
       </w:r>
     </w:p>
     <w:p>
-      <w:pPr>
-        <w:rPr>
-          <w:rFonts w:hint="eastAsia"/>
-        </w:rPr>
-      </w:pPr>
       <w:r>
         <w:rPr>
           <w:rFonts w:hint="eastAsia"/>

--- a/이세희_프로젝트.docx
+++ b/이세희_프로젝트.docx
@@ -1281,7 +1281,84 @@
         <w:t xml:space="preserve">대분류, 중분류, 소분류로 관리하고 있다. </w:t>
       </w:r>
     </w:p>
-    <w:p/>
+    <w:p>
+      <w:pPr>
+        <w:pStyle w:val="a3"/>
+        <w:numPr>
+          <w:ilvl w:val="0"/>
+          <w:numId w:val="4"/>
+        </w:numPr>
+        <w:ind w:leftChars="0"/>
+        <w:rPr>
+          <w:color w:val="0000FF"/>
+        </w:rPr>
+      </w:pPr>
+      <w:r>
+        <w:rPr>
+          <w:rFonts w:hint="eastAsia"/>
+          <w:color w:val="0000FF"/>
+        </w:rPr>
+        <w:t xml:space="preserve">대분류 먼저 분류하는 모델 </w:t>
+      </w:r>
+      <w:proofErr w:type="spellStart"/>
+      <w:r>
+        <w:rPr>
+          <w:rFonts w:hint="eastAsia"/>
+          <w:color w:val="0000FF"/>
+        </w:rPr>
+        <w:t>만들어보기</w:t>
+      </w:r>
+      <w:proofErr w:type="spellEnd"/>
+      <w:r>
+        <w:rPr>
+          <w:rFonts w:hint="eastAsia"/>
+          <w:color w:val="0000FF"/>
+        </w:rPr>
+        <w:t xml:space="preserve"> </w:t>
+      </w:r>
+    </w:p>
+    <w:p>
+      <w:pPr>
+        <w:rPr>
+          <w:color w:val="0000FF"/>
+        </w:rPr>
+      </w:pPr>
+      <w:r>
+        <w:rPr>
+          <w:color w:val="0000FF"/>
+        </w:rPr>
+        <w:t>Feature</w:t>
+      </w:r>
+      <w:r>
+        <w:rPr>
+          <w:rFonts w:hint="eastAsia"/>
+          <w:color w:val="0000FF"/>
+        </w:rPr>
+        <w:t>만 잘 들어가면 될</w:t>
+      </w:r>
+      <w:r>
+        <w:rPr>
+          <w:rFonts w:hint="eastAsia"/>
+          <w:color w:val="0000FF"/>
+        </w:rPr>
+        <w:t xml:space="preserve"> </w:t>
+      </w:r>
+      <w:r>
+        <w:rPr>
+          <w:rFonts w:hint="eastAsia"/>
+          <w:color w:val="0000FF"/>
+        </w:rPr>
+        <w:t xml:space="preserve">수도 있다고 판단됨 </w:t>
+      </w:r>
+    </w:p>
+    <w:p>
+      <w:pPr>
+        <w:rPr>
+          <w:rFonts w:hint="eastAsia"/>
+          <w:color w:val="0000FF"/>
+        </w:rPr>
+      </w:pPr>
+    </w:p>
     <w:p>
       <w:pPr>
         <w:pStyle w:val="a3"/>
@@ -1606,6 +1683,7 @@
         <w:rPr>
           <w:rFonts w:hint="eastAsia"/>
         </w:rPr>
+        <w:lastRenderedPageBreak/>
         <w:t>T</w:t>
       </w:r>
       <w:r>
@@ -1685,7 +1763,6 @@
         <w:rPr>
           <w:rFonts w:hint="eastAsia"/>
         </w:rPr>
-        <w:lastRenderedPageBreak/>
         <w:t xml:space="preserve">사내에 </w:t>
       </w:r>
       <w:r>
@@ -1952,7 +2029,6 @@
           <w:b/>
           <w:bCs/>
         </w:rPr>
-        <w:lastRenderedPageBreak/>
         <w:t>[</w:t>
       </w:r>
       <w:r>
@@ -2562,6 +2638,7 @@
         <w:rPr>
           <w:rFonts w:hint="eastAsia"/>
         </w:rPr>
+        <w:lastRenderedPageBreak/>
         <w:t>-</w:t>
       </w:r>
       <w:r>
@@ -2600,7 +2677,6 @@
     </w:p>
     <w:p>
       <w:r>
-        <w:lastRenderedPageBreak/>
         <w:t>(</w:t>
       </w:r>
       <w:r>
@@ -2762,6 +2838,129 @@
           <w:rFonts w:hint="eastAsia"/>
         </w:rPr>
         <w:t xml:space="preserve"> 데이터 전처리에 은근히 시간이 많이 걸릴 것 같습니다.</w:t>
+      </w:r>
+    </w:p>
+    <w:p/>
+    <w:p/>
+    <w:p>
+      <w:r>
+        <w:rPr>
+          <w:rFonts w:hint="eastAsia"/>
+        </w:rPr>
+        <w:t>-</w:t>
+      </w:r>
+      <w:r>
+        <w:t>---</w:t>
+      </w:r>
+    </w:p>
+    <w:p>
+      <w:r>
+        <w:rPr>
+          <w:rFonts w:hint="eastAsia"/>
+        </w:rPr>
+        <w:t xml:space="preserve">아파트가 </w:t>
+      </w:r>
+      <w:r>
+        <w:t>1000</w:t>
+      </w:r>
+      <w:r>
+        <w:rPr>
+          <w:rFonts w:hint="eastAsia"/>
+        </w:rPr>
+        <w:t xml:space="preserve">개이면 시계열 모델을 </w:t>
+      </w:r>
+      <w:r>
+        <w:t>1000</w:t>
+      </w:r>
+      <w:r>
+        <w:rPr>
+          <w:rFonts w:hint="eastAsia"/>
+        </w:rPr>
+        <w:t xml:space="preserve">개를 </w:t>
+      </w:r>
+      <w:proofErr w:type="spellStart"/>
+      <w:r>
+        <w:rPr>
+          <w:rFonts w:hint="eastAsia"/>
+        </w:rPr>
+        <w:t>만들어야한다</w:t>
+      </w:r>
+      <w:proofErr w:type="spellEnd"/>
+      <w:r>
+        <w:rPr>
+          <w:rFonts w:hint="eastAsia"/>
+        </w:rPr>
+        <w:t>?</w:t>
+      </w:r>
+    </w:p>
+    <w:p>
+      <w:r>
+        <w:rPr>
+          <w:rFonts w:hint="eastAsia"/>
+        </w:rPr>
+        <w:t xml:space="preserve">아파트 </w:t>
+      </w:r>
+      <w:r>
+        <w:t>A</w:t>
+      </w:r>
+      <w:r>
+        <w:rPr>
+          <w:rFonts w:hint="eastAsia"/>
+        </w:rPr>
+        <w:t xml:space="preserve">에 대해서만 예측모델을 </w:t>
+      </w:r>
+      <w:proofErr w:type="spellStart"/>
+      <w:r>
+        <w:rPr>
+          <w:rFonts w:hint="eastAsia"/>
+        </w:rPr>
+        <w:t>만드는거로</w:t>
+      </w:r>
+      <w:proofErr w:type="spellEnd"/>
+      <w:r>
+        <w:rPr>
+          <w:rFonts w:hint="eastAsia"/>
+        </w:rPr>
+        <w:t xml:space="preserve"> </w:t>
+      </w:r>
+      <w:proofErr w:type="spellStart"/>
+      <w:r>
+        <w:rPr>
+          <w:rFonts w:hint="eastAsia"/>
+        </w:rPr>
+        <w:t>축소해봐야할지</w:t>
+      </w:r>
+      <w:proofErr w:type="spellEnd"/>
+      <w:r>
+        <w:rPr>
+          <w:rFonts w:hint="eastAsia"/>
+        </w:rPr>
+        <w:t xml:space="preserve"> </w:t>
+      </w:r>
+    </w:p>
+    <w:p/>
+    <w:p>
+      <w:r>
+        <w:rPr>
+          <w:rFonts w:hint="eastAsia"/>
+        </w:rPr>
+        <w:t>-</w:t>
+      </w:r>
+      <w:r>
+        <w:t>--</w:t>
+      </w:r>
+    </w:p>
+    <w:p>
+      <w:pPr>
+        <w:rPr>
+          <w:rFonts w:hint="eastAsia"/>
+        </w:rPr>
+      </w:pPr>
+      <w:r>
+        <w:rPr>
+          <w:rFonts w:hint="eastAsia"/>
+        </w:rPr>
+        <w:t>주제변경?</w:t>
       </w:r>
     </w:p>
     <w:sectPr>
@@ -2777,6 +2976,118 @@
 <file path=word/numbering.xml><?xml version="1.0" encoding="utf-8"?>
 <w:numbering xmlns:wpc="http://schemas.microsoft.com/office/word/2010/wordprocessingCanvas" xmlns:cx="http://schemas.microsoft.com/office/drawing/2014/chartex" xmlns:cx1="http://schemas.microsoft.com/office/drawing/2015/9/8/chartex" xmlns:cx2="http://schemas.microsoft.com/office/drawing/2015/10/21/chartex" xmlns:cx3="http://schemas.microsoft.com/office/drawing/2016/5/9/chartex" xmlns:cx4="http://schemas.microsoft.com/office/drawing/2016/5/10/chartex" xmlns:cx5="http://schemas.microsoft.com/office/drawing/2016/5/11/chartex" xmlns:cx6="http://schemas.microsoft.com/office/drawing/2016/5/12/chartex" xmlns:cx7="http://schemas.microsoft.com/office/drawing/2016/5/13/chartex" xmlns:cx8="http://schemas.microsoft.com/office/drawing/2016/5/14/chartex" xmlns:mc="http://schemas.openxmlformats.org/markup-compatibility/2006" xmlns:aink="http://schemas.microsoft.com/office/drawing/2016/ink" xmlns:am3d="http://schemas.microsoft.com/office/drawing/2017/model3d" xmlns:o="urn:schemas-microsoft-com:office:office" xmlns:r="http://schemas.openxmlformats.org/officeDocument/2006/relationships" xmlns:m="http://schemas.openxmlformats.org/officeDocument/2006/math" xmlns:v="urn:schemas-microsoft-com:vml" xmlns:wp14="http://schemas.microsoft.com/office/word/2010/wordprocessingDrawing" xmlns:wp="http://schemas.openxmlformats.org/drawingml/2006/wordprocessingDrawing" xmlns:w10="urn:schemas-microsoft-com:office:word" xmlns:w="http://schemas.openxmlformats.org/wordprocessingml/2006/main" xmlns:w14="http://schemas.microsoft.com/office/word/2010/wordml" xmlns:w15="http://schemas.microsoft.com/office/word/2012/wordml" xmlns:w16cex="http://schemas.microsoft.com/office/word/2018/wordml/cex" xmlns:w16cid="http://schemas.microsoft.com/office/word/2016/wordml/cid" xmlns:w16="http://schemas.microsoft.com/office/word/2018/wordml" xmlns:w16sdtdh="http://schemas.microsoft.com/office/word/2020/wordml/sdtdatahash" xmlns:w16se="http://schemas.microsoft.com/office/word/2015/wordml/symex" xmlns:wpg="http://schemas.microsoft.com/office/word/2010/wordprocessingGroup" xmlns:wpi="http://schemas.microsoft.com/office/word/2010/wordprocessingInk" xmlns:wne="http://schemas.microsoft.com/office/word/2006/wordml" xmlns:wps="http://schemas.microsoft.com/office/word/2010/wordprocessingShape" mc:Ignorable="w14 w15 w16se w16cid w16 w16cex w16sdtdh wp14">
   <w:abstractNum w:abstractNumId="0" w15:restartNumberingAfterBreak="0">
+    <w:nsid w:val="04666E68"/>
+    <w:multiLevelType w:val="hybridMultilevel"/>
+    <w:tmpl w:val="C71AD6FA"/>
+    <w:lvl w:ilvl="0" w:tplc="9DF8BD8A">
+      <w:numFmt w:val="bullet"/>
+      <w:lvlText w:val=""/>
+      <w:lvlJc w:val="left"/>
+      <w:pPr>
+        <w:ind w:left="360" w:hanging="360"/>
+      </w:pPr>
+      <w:rPr>
+        <w:rFonts w:ascii="Wingdings" w:eastAsiaTheme="minorEastAsia" w:hAnsi="Wingdings" w:cstheme="minorBidi" w:hint="default"/>
+      </w:rPr>
+    </w:lvl>
+    <w:lvl w:ilvl="1" w:tplc="04090003" w:tentative="1">
+      <w:start w:val="1"/>
+      <w:numFmt w:val="bullet"/>
+      <w:lvlText w:val=""/>
+      <w:lvlJc w:val="left"/>
+      <w:pPr>
+        <w:ind w:left="800" w:hanging="400"/>
+      </w:pPr>
+      <w:rPr>
+        <w:rFonts w:ascii="Wingdings" w:hAnsi="Wingdings" w:hint="default"/>
+      </w:rPr>
+    </w:lvl>
+    <w:lvl w:ilvl="2" w:tplc="04090005" w:tentative="1">
+      <w:start w:val="1"/>
+      <w:numFmt w:val="bullet"/>
+      <w:lvlText w:val=""/>
+      <w:lvlJc w:val="left"/>
+      <w:pPr>
+        <w:ind w:left="1200" w:hanging="400"/>
+      </w:pPr>
+      <w:rPr>
+        <w:rFonts w:ascii="Wingdings" w:hAnsi="Wingdings" w:hint="default"/>
+      </w:rPr>
+    </w:lvl>
+    <w:lvl w:ilvl="3" w:tplc="04090001" w:tentative="1">
+      <w:start w:val="1"/>
+      <w:numFmt w:val="bullet"/>
+      <w:lvlText w:val=""/>
+      <w:lvlJc w:val="left"/>
+      <w:pPr>
+        <w:ind w:left="1600" w:hanging="400"/>
+      </w:pPr>
+      <w:rPr>
+        <w:rFonts w:ascii="Wingdings" w:hAnsi="Wingdings" w:hint="default"/>
+      </w:rPr>
+    </w:lvl>
+    <w:lvl w:ilvl="4" w:tplc="04090003" w:tentative="1">
+      <w:start w:val="1"/>
+      <w:numFmt w:val="bullet"/>
+      <w:lvlText w:val=""/>
+      <w:lvlJc w:val="left"/>
+      <w:pPr>
+        <w:ind w:left="2000" w:hanging="400"/>
+      </w:pPr>
+      <w:rPr>
+        <w:rFonts w:ascii="Wingdings" w:hAnsi="Wingdings" w:hint="default"/>
+      </w:rPr>
+    </w:lvl>
+    <w:lvl w:ilvl="5" w:tplc="04090005" w:tentative="1">
+      <w:start w:val="1"/>
+      <w:numFmt w:val="bullet"/>
+      <w:lvlText w:val=""/>
+      <w:lvlJc w:val="left"/>
+      <w:pPr>
+        <w:ind w:left="2400" w:hanging="400"/>
+      </w:pPr>
+      <w:rPr>
+        <w:rFonts w:ascii="Wingdings" w:hAnsi="Wingdings" w:hint="default"/>
+      </w:rPr>
+    </w:lvl>
+    <w:lvl w:ilvl="6" w:tplc="04090001" w:tentative="1">
+      <w:start w:val="1"/>
+      <w:numFmt w:val="bullet"/>
+      <w:lvlText w:val=""/>
+      <w:lvlJc w:val="left"/>
+      <w:pPr>
+        <w:ind w:left="2800" w:hanging="400"/>
+      </w:pPr>
+      <w:rPr>
+        <w:rFonts w:ascii="Wingdings" w:hAnsi="Wingdings" w:hint="default"/>
+      </w:rPr>
+    </w:lvl>
+    <w:lvl w:ilvl="7" w:tplc="04090003" w:tentative="1">
+      <w:start w:val="1"/>
+      <w:numFmt w:val="bullet"/>
+      <w:lvlText w:val=""/>
+      <w:lvlJc w:val="left"/>
+      <w:pPr>
+        <w:ind w:left="3200" w:hanging="400"/>
+      </w:pPr>
+      <w:rPr>
+        <w:rFonts w:ascii="Wingdings" w:hAnsi="Wingdings" w:hint="default"/>
+      </w:rPr>
+    </w:lvl>
+    <w:lvl w:ilvl="8" w:tplc="04090005" w:tentative="1">
+      <w:start w:val="1"/>
+      <w:numFmt w:val="bullet"/>
+      <w:lvlText w:val=""/>
+      <w:lvlJc w:val="left"/>
+      <w:pPr>
+        <w:ind w:left="3600" w:hanging="400"/>
+      </w:pPr>
+      <w:rPr>
+        <w:rFonts w:ascii="Wingdings" w:hAnsi="Wingdings" w:hint="default"/>
+      </w:rPr>
+    </w:lvl>
+  </w:abstractNum>
+  <w:abstractNum w:abstractNumId="1" w15:restartNumberingAfterBreak="0">
     <w:nsid w:val="1D3B1DF1"/>
     <w:multiLevelType w:val="hybridMultilevel"/>
     <w:tmpl w:val="06A081B6"/>
@@ -2865,7 +3176,7 @@
       </w:pPr>
     </w:lvl>
   </w:abstractNum>
-  <w:abstractNum w:abstractNumId="1" w15:restartNumberingAfterBreak="0">
+  <w:abstractNum w:abstractNumId="2" w15:restartNumberingAfterBreak="0">
     <w:nsid w:val="4DD81933"/>
     <w:multiLevelType w:val="hybridMultilevel"/>
     <w:tmpl w:val="179AC4C8"/>
@@ -2978,7 +3289,7 @@
       </w:rPr>
     </w:lvl>
   </w:abstractNum>
-  <w:abstractNum w:abstractNumId="2" w15:restartNumberingAfterBreak="0">
+  <w:abstractNum w:abstractNumId="3" w15:restartNumberingAfterBreak="0">
     <w:nsid w:val="67DB0F13"/>
     <w:multiLevelType w:val="hybridMultilevel"/>
     <w:tmpl w:val="56709738"/>
@@ -3068,13 +3379,16 @@
     </w:lvl>
   </w:abstractNum>
   <w:num w:numId="1">
-    <w:abstractNumId w:val="0"/>
+    <w:abstractNumId w:val="1"/>
   </w:num>
   <w:num w:numId="2">
-    <w:abstractNumId w:val="1"/>
+    <w:abstractNumId w:val="2"/>
   </w:num>
   <w:num w:numId="3">
-    <w:abstractNumId w:val="2"/>
+    <w:abstractNumId w:val="3"/>
+  </w:num>
+  <w:num w:numId="4">
+    <w:abstractNumId w:val="0"/>
   </w:num>
 </w:numbering>
 </file>
